--- a/security/Resultaten CHapter 4 try hack me rooms.docx
+++ b/security/Resultaten CHapter 4 try hack me rooms.docx
@@ -3,54 +3,146 @@
 <w:document xmlns:wpc="http://schemas.microsoft.com/office/word/2010/wordprocessingCanvas" xmlns:cx="http://schemas.microsoft.com/office/drawing/2014/chartex" xmlns:cx1="http://schemas.microsoft.com/office/drawing/2015/9/8/chartex" xmlns:cx2="http://schemas.microsoft.com/office/drawing/2015/10/21/chartex" xmlns:cx3="http://schemas.microsoft.com/office/drawing/2016/5/9/chartex" xmlns:cx4="http://schemas.microsoft.com/office/drawing/2016/5/10/chartex" xmlns:cx5="http://schemas.microsoft.com/office/drawing/2016/5/11/chartex" xmlns:cx6="http://schemas.microsoft.com/office/drawing/2016/5/12/chartex" xmlns:cx7="http://schemas.microsoft.com/office/drawing/2016/5/13/chartex" xmlns:cx8="http://schemas.microsoft.com/office/drawing/2016/5/14/chartex" xmlns:mc="http://schemas.openxmlformats.org/markup-compatibility/2006" xmlns:aink="http://schemas.microsoft.com/office/drawing/2016/ink" xmlns:am3d="http://schemas.microsoft.com/office/drawing/2017/model3d" xmlns:o="urn:schemas-microsoft-com:office:office" xmlns:oel="http://schemas.microsoft.com/office/2019/extlst" xmlns:r="http://schemas.openxmlformats.org/officeDocument/2006/relationships" xmlns:m="http://schemas.openxmlformats.org/officeDocument/2006/math" xmlns:v="urn:schemas-microsoft-com:vml" xmlns:wp14="http://schemas.microsoft.com/office/word/2010/wordprocessingDrawing" xmlns:wp="http://schemas.openxmlformats.org/drawingml/2006/wordprocessingDrawing" xmlns:w10="urn:schemas-microsoft-com:office:word" xmlns:w="http://schemas.openxmlformats.org/wordprocessingml/2006/main" xmlns:w14="http://schemas.microsoft.com/office/word/2010/wordml" xmlns:w15="http://schemas.microsoft.com/office/word/2012/wordml" xmlns:w16cex="http://schemas.microsoft.com/office/word/2018/wordml/cex" xmlns:w16cid="http://schemas.microsoft.com/office/word/2016/wordml/cid" xmlns:w16="http://schemas.microsoft.com/office/word/2018/wordml" xmlns:w16du="http://schemas.microsoft.com/office/word/2023/wordml/word16du" xmlns:w16sdtdh="http://schemas.microsoft.com/office/word/2020/wordml/sdtdatahash" xmlns:w16sdtfl="http://schemas.microsoft.com/office/word/2024/wordml/sdtformatlock" xmlns:w16se="http://schemas.microsoft.com/office/word/2015/wordml/symex" xmlns:wpg="http://schemas.microsoft.com/office/word/2010/wordprocessingGroup" xmlns:wpi="http://schemas.microsoft.com/office/word/2010/wordprocessingInk" xmlns:wne="http://schemas.microsoft.com/office/word/2006/wordml" xmlns:wps="http://schemas.microsoft.com/office/word/2010/wordprocessingShape" mc:Ignorable="w14 w15 w16se w16cid w16 w16cex w16sdtdh w16sdtfl w16du wp14">
   <w:body>
     <w:p>
-      <w:r>
+      <w:pPr>
+        <w:rPr>
+          <w:lang w:val="en-US"/>
+        </w:rPr>
+      </w:pPr>
+      <w:r>
+        <w:rPr>
+          <w:lang w:val="en-US"/>
+        </w:rPr>
         <w:t xml:space="preserve">Resultaten CHapter 4 try hack me rooms </w:t>
       </w:r>
     </w:p>
-    <w:p/>
-    <w:p/>
-    <w:p>
-      <w:r>
+    <w:p>
+      <w:pPr>
+        <w:rPr>
+          <w:lang w:val="en-US"/>
+        </w:rPr>
+      </w:pPr>
+    </w:p>
+    <w:p>
+      <w:pPr>
+        <w:rPr>
+          <w:lang w:val="en-US"/>
+        </w:rPr>
+      </w:pPr>
+    </w:p>
+    <w:p>
+      <w:pPr>
+        <w:rPr>
+          <w:lang w:val="en-US"/>
+        </w:rPr>
+      </w:pPr>
+      <w:r>
+        <w:rPr>
+          <w:lang w:val="en-US"/>
+        </w:rPr>
         <w:t>Starting Nmap 7.95 ( https://nmap.org ) at 2026-04-07 04:04 EDT</w:t>
       </w:r>
     </w:p>
     <w:p>
-      <w:r>
+      <w:pPr>
+        <w:rPr>
+          <w:lang w:val="en-US"/>
+        </w:rPr>
+      </w:pPr>
+      <w:r>
+        <w:rPr>
+          <w:lang w:val="en-US"/>
+        </w:rPr>
         <w:t>Nmap scan report for 10.114.70.239</w:t>
       </w:r>
     </w:p>
     <w:p>
-      <w:r>
+      <w:pPr>
+        <w:rPr>
+          <w:lang w:val="en-US"/>
+        </w:rPr>
+      </w:pPr>
+      <w:r>
+        <w:rPr>
+          <w:lang w:val="en-US"/>
+        </w:rPr>
         <w:t>Host is up (0.033s latency).</w:t>
       </w:r>
     </w:p>
     <w:p>
-      <w:r>
+      <w:pPr>
+        <w:rPr>
+          <w:lang w:val="en-US"/>
+        </w:rPr>
+      </w:pPr>
+      <w:r>
+        <w:rPr>
+          <w:lang w:val="en-US"/>
+        </w:rPr>
         <w:t>Not shown: 996 closed tcp ports (reset)</w:t>
       </w:r>
     </w:p>
     <w:p>
-      <w:r>
+      <w:pPr>
+        <w:rPr>
+          <w:lang w:val="en-US"/>
+        </w:rPr>
+      </w:pPr>
+      <w:r>
+        <w:rPr>
+          <w:lang w:val="en-US"/>
+        </w:rPr>
         <w:t>PORT     STATE SERVICE VERSION</w:t>
       </w:r>
     </w:p>
     <w:p>
-      <w:r>
+      <w:pPr>
+        <w:rPr>
+          <w:lang w:val="en-US"/>
+        </w:rPr>
+      </w:pPr>
+      <w:r>
+        <w:rPr>
+          <w:lang w:val="en-US"/>
+        </w:rPr>
         <w:t>22/tcp   open  ssh     OpenSSH 8.9p1 Ubuntu 3ubuntu0.11 (Ubuntu Linux; protocol 2.0)</w:t>
       </w:r>
     </w:p>
     <w:p>
-      <w:r>
+      <w:pPr>
+        <w:rPr>
+          <w:lang w:val="en-US"/>
+        </w:rPr>
+      </w:pPr>
+      <w:r>
+        <w:rPr>
+          <w:lang w:val="en-US"/>
+        </w:rPr>
         <w:t>| ssh-hostkey: </w:t>
       </w:r>
     </w:p>
     <w:p>
-      <w:r>
+      <w:pPr>
+        <w:rPr>
+          <w:lang w:val="en-US"/>
+        </w:rPr>
+      </w:pPr>
+      <w:r>
+        <w:rPr>
+          <w:lang w:val="en-US"/>
+        </w:rPr>
         <w:t>|   256 f5:53:49:00:b1:b9:fa:2a:e8:33:31:2d:d0:67:aa:79 (ECDSA)</w:t>
       </w:r>
     </w:p>
     <w:p>
-      <w:r>
+      <w:pPr>
+        <w:rPr>
+          <w:lang w:val="en-US"/>
+        </w:rPr>
+      </w:pPr>
+      <w:r>
+        <w:rPr>
+          <w:lang w:val="en-US"/>
+        </w:rPr>
         <w:t>|_  256 8f:fc:cd:b5:3b:b2:72:a8:53:0b:9d:29:9e:a9:84:df (ED25519)</w:t>
       </w:r>
     </w:p>
@@ -65,62 +157,162 @@
       </w:r>
     </w:p>
     <w:p>
-      <w:r>
+      <w:pPr>
+        <w:rPr>
+          <w:lang w:val="en-US"/>
+        </w:rPr>
+      </w:pPr>
+      <w:r>
+        <w:rPr>
+          <w:lang w:val="en-US"/>
+        </w:rPr>
         <w:t>|_http-server-header: nginx/1.27.4</w:t>
       </w:r>
     </w:p>
     <w:p>
-      <w:r>
+      <w:pPr>
+        <w:rPr>
+          <w:lang w:val="en-US"/>
+        </w:rPr>
+      </w:pPr>
+      <w:r>
+        <w:rPr>
+          <w:lang w:val="en-US"/>
+        </w:rPr>
         <w:t>3000/tcp open  http    Node.js Express framework</w:t>
       </w:r>
     </w:p>
     <w:p>
-      <w:r>
+      <w:pPr>
+        <w:rPr>
+          <w:lang w:val="en-US"/>
+        </w:rPr>
+      </w:pPr>
+      <w:r>
+        <w:rPr>
+          <w:lang w:val="en-US"/>
+        </w:rPr>
         <w:t>|_http-cors: GET POST PUT DELETE PATCH</w:t>
       </w:r>
     </w:p>
     <w:p>
-      <w:r>
+      <w:pPr>
+        <w:rPr>
+          <w:lang w:val="en-US"/>
+        </w:rPr>
+      </w:pPr>
+      <w:r>
+        <w:rPr>
+          <w:lang w:val="en-US"/>
+        </w:rPr>
         <w:t>|_http-title: SeclabTemp</w:t>
       </w:r>
     </w:p>
     <w:p>
-      <w:r>
+      <w:pPr>
+        <w:rPr>
+          <w:lang w:val="en-US"/>
+        </w:rPr>
+      </w:pPr>
+      <w:r>
+        <w:rPr>
+          <w:lang w:val="en-US"/>
+        </w:rPr>
         <w:t>8080/tcp open  http    Apache httpd 2.4.54 ((Debian))</w:t>
       </w:r>
     </w:p>
     <w:p>
-      <w:r>
+      <w:pPr>
+        <w:rPr>
+          <w:lang w:val="en-US"/>
+        </w:rPr>
+      </w:pPr>
+      <w:r>
+        <w:rPr>
+          <w:lang w:val="en-US"/>
+        </w:rPr>
         <w:t>|_http-server-header: Apache/2.4.54 (Debian)</w:t>
       </w:r>
     </w:p>
     <w:p>
-      <w:r>
+      <w:pPr>
+        <w:rPr>
+          <w:lang w:val="en-US"/>
+        </w:rPr>
+      </w:pPr>
+      <w:r>
+        <w:rPr>
+          <w:lang w:val="en-US"/>
+        </w:rPr>
         <w:t>|_http-open-proxy: Proxy might be redirecting requests</w:t>
       </w:r>
     </w:p>
     <w:p>
-      <w:r>
+      <w:pPr>
+        <w:rPr>
+          <w:lang w:val="fr-BE"/>
+        </w:rPr>
+      </w:pPr>
+      <w:r>
+        <w:rPr>
+          <w:lang w:val="fr-BE"/>
+        </w:rPr>
         <w:t>|_http-title: PXL intranet</w:t>
       </w:r>
     </w:p>
     <w:p>
-      <w:r>
+      <w:pPr>
+        <w:rPr>
+          <w:lang w:val="fr-BE"/>
+        </w:rPr>
+      </w:pPr>
+      <w:r>
+        <w:rPr>
+          <w:lang w:val="fr-BE"/>
+        </w:rPr>
         <w:t>Service Info: OS: Linux; CPE: cpe:/o:linux:linux_kernel</w:t>
       </w:r>
     </w:p>
-    <w:p/>
-    <w:p>
-      <w:r>
+    <w:p>
+      <w:pPr>
+        <w:rPr>
+          <w:lang w:val="fr-BE"/>
+        </w:rPr>
+      </w:pPr>
+    </w:p>
+    <w:p>
+      <w:pPr>
+        <w:rPr>
+          <w:lang w:val="en-US"/>
+        </w:rPr>
+      </w:pPr>
+      <w:r>
+        <w:rPr>
+          <w:lang w:val="en-US"/>
+        </w:rPr>
         <w:t>Service detection performed. Please report any incorrect results at https://nmap.org/submit/ .</w:t>
       </w:r>
     </w:p>
     <w:p>
-      <w:r>
+      <w:pPr>
+        <w:rPr>
+          <w:lang w:val="en-US"/>
+        </w:rPr>
+      </w:pPr>
+      <w:r>
+        <w:rPr>
+          <w:lang w:val="en-US"/>
+        </w:rPr>
         <w:t>Nmap done: 1 IP address (1 host up) scanned in 19.01 seconds</w:t>
       </w:r>
     </w:p>
-    <w:p/>
+    <w:p>
+      <w:pPr>
+        <w:rPr>
+          <w:lang w:val="en-US"/>
+        </w:rPr>
+      </w:pPr>
+    </w:p>
     <w:p>
       <w:r>
         <w:lastRenderedPageBreak/>
@@ -143,140 +335,389 @@
       </w:r>
     </w:p>
     <w:p>
-      <w:r>
+      <w:pPr>
+        <w:rPr>
+          <w:lang w:val="en-US"/>
+        </w:rPr>
+      </w:pPr>
+      <w:r>
+        <w:rPr>
+          <w:lang w:val="en-US"/>
+        </w:rPr>
         <w:t>└─$ dirb http://10.114.70.239 /usr/share/wordlists/dirb/common.txt -X .php,.txt,.html</w:t>
       </w:r>
     </w:p>
-    <w:p/>
-    <w:p>
-      <w:r>
+    <w:p>
+      <w:pPr>
+        <w:rPr>
+          <w:lang w:val="en-US"/>
+        </w:rPr>
+      </w:pPr>
+    </w:p>
+    <w:p>
+      <w:pPr>
+        <w:rPr>
+          <w:lang w:val="en-US"/>
+        </w:rPr>
+      </w:pPr>
+      <w:r>
+        <w:rPr>
+          <w:lang w:val="en-US"/>
+        </w:rPr>
         <w:t>-----------------</w:t>
       </w:r>
     </w:p>
     <w:p>
-      <w:r>
+      <w:pPr>
+        <w:rPr>
+          <w:lang w:val="en-US"/>
+        </w:rPr>
+      </w:pPr>
+      <w:r>
+        <w:rPr>
+          <w:lang w:val="en-US"/>
+        </w:rPr>
         <w:t xml:space="preserve">DIRB v2.22    </w:t>
       </w:r>
     </w:p>
     <w:p>
-      <w:r>
+      <w:pPr>
+        <w:rPr>
+          <w:lang w:val="en-US"/>
+        </w:rPr>
+      </w:pPr>
+      <w:r>
+        <w:rPr>
+          <w:lang w:val="en-US"/>
+        </w:rPr>
         <w:t>By The Dark Raver</w:t>
       </w:r>
     </w:p>
     <w:p>
-      <w:r>
+      <w:pPr>
+        <w:rPr>
+          <w:lang w:val="en-US"/>
+        </w:rPr>
+      </w:pPr>
+      <w:r>
+        <w:rPr>
+          <w:lang w:val="en-US"/>
+        </w:rPr>
         <w:t>-----------------</w:t>
       </w:r>
     </w:p>
-    <w:p/>
-    <w:p>
-      <w:r>
+    <w:p>
+      <w:pPr>
+        <w:rPr>
+          <w:lang w:val="en-US"/>
+        </w:rPr>
+      </w:pPr>
+    </w:p>
+    <w:p>
+      <w:pPr>
+        <w:rPr>
+          <w:lang w:val="en-US"/>
+        </w:rPr>
+      </w:pPr>
+      <w:r>
+        <w:rPr>
+          <w:lang w:val="en-US"/>
+        </w:rPr>
         <w:t>START_TIME: Tue Apr  7 04:37:49 2026</w:t>
       </w:r>
     </w:p>
     <w:p>
-      <w:r>
+      <w:pPr>
+        <w:rPr>
+          <w:lang w:val="en-US"/>
+        </w:rPr>
+      </w:pPr>
+      <w:r>
+        <w:rPr>
+          <w:lang w:val="en-US"/>
+        </w:rPr>
         <w:t>URL_BASE: http://10.114.70.239/</w:t>
       </w:r>
     </w:p>
     <w:p>
-      <w:r>
+      <w:pPr>
+        <w:rPr>
+          <w:lang w:val="en-US"/>
+        </w:rPr>
+      </w:pPr>
+      <w:r>
+        <w:rPr>
+          <w:lang w:val="en-US"/>
+        </w:rPr>
         <w:t>WORDLIST_FILES: /usr/share/wordlists/dirb/common.txt</w:t>
       </w:r>
     </w:p>
     <w:p>
-      <w:r>
+      <w:pPr>
+        <w:rPr>
+          <w:lang w:val="en-US"/>
+        </w:rPr>
+      </w:pPr>
+      <w:r>
+        <w:rPr>
+          <w:lang w:val="en-US"/>
+        </w:rPr>
         <w:t>EXTENSIONS_LIST: (.php,.txt,.html) | (.php)(.txt)(.html) [NUM = 3]</w:t>
       </w:r>
     </w:p>
-    <w:p/>
-    <w:p>
-      <w:r>
+    <w:p>
+      <w:pPr>
+        <w:rPr>
+          <w:lang w:val="en-US"/>
+        </w:rPr>
+      </w:pPr>
+    </w:p>
+    <w:p>
+      <w:pPr>
+        <w:rPr>
+          <w:lang w:val="en-US"/>
+        </w:rPr>
+      </w:pPr>
+      <w:r>
+        <w:rPr>
+          <w:lang w:val="en-US"/>
+        </w:rPr>
         <w:t>-----------------</w:t>
       </w:r>
     </w:p>
-    <w:p/>
-    <w:p>
-      <w:r>
+    <w:p>
+      <w:pPr>
+        <w:rPr>
+          <w:lang w:val="en-US"/>
+        </w:rPr>
+      </w:pPr>
+    </w:p>
+    <w:p>
+      <w:pPr>
+        <w:rPr>
+          <w:lang w:val="en-US"/>
+        </w:rPr>
+      </w:pPr>
+      <w:r>
+        <w:rPr>
+          <w:lang w:val="en-US"/>
+        </w:rPr>
         <w:t xml:space="preserve">GENERATED WORDS: 4612                                                          </w:t>
       </w:r>
     </w:p>
-    <w:p/>
-    <w:p>
-      <w:r>
+    <w:p>
+      <w:pPr>
+        <w:rPr>
+          <w:lang w:val="en-US"/>
+        </w:rPr>
+      </w:pPr>
+    </w:p>
+    <w:p>
+      <w:pPr>
+        <w:rPr>
+          <w:lang w:val="en-US"/>
+        </w:rPr>
+      </w:pPr>
+      <w:r>
+        <w:rPr>
+          <w:lang w:val="en-US"/>
+        </w:rPr>
         <w:t>---- Scanning URL: http://10.114.70.239/ ----</w:t>
       </w:r>
     </w:p>
     <w:p>
-      <w:r>
+      <w:pPr>
+        <w:rPr>
+          <w:lang w:val="fr-BE"/>
+        </w:rPr>
+      </w:pPr>
+      <w:r>
+        <w:rPr>
+          <w:lang w:val="fr-BE"/>
+        </w:rPr>
         <w:t xml:space="preserve">+ http://10.114.70.239/administrator.html (CODE:200|SIZE:48)                                                     </w:t>
       </w:r>
     </w:p>
     <w:p>
-      <w:r>
+      <w:pPr>
+        <w:rPr>
+          <w:lang w:val="fr-BE"/>
+        </w:rPr>
+      </w:pPr>
+      <w:r>
+        <w:rPr>
+          <w:lang w:val="fr-BE"/>
+        </w:rPr>
         <w:t xml:space="preserve">+ http://10.114.70.239/index.html (CODE:200|SIZE:2665)                                                           </w:t>
       </w:r>
     </w:p>
     <w:p>
-      <w:r>
+      <w:pPr>
+        <w:rPr>
+          <w:lang w:val="fr-BE"/>
+        </w:rPr>
+      </w:pPr>
+      <w:r>
+        <w:rPr>
+          <w:lang w:val="fr-BE"/>
+        </w:rPr>
         <w:t xml:space="preserve">+ http://10.114.70.239/robots.txt (CODE:200|SIZE:39)                                                             </w:t>
       </w:r>
     </w:p>
     <w:p>
-      <w:r>
+      <w:pPr>
+        <w:rPr>
+          <w:lang w:val="fr-BE"/>
+        </w:rPr>
+      </w:pPr>
+      <w:r>
+        <w:rPr>
+          <w:lang w:val="fr-BE"/>
+        </w:rPr>
         <w:t xml:space="preserve">                                                                                                                 </w:t>
       </w:r>
     </w:p>
     <w:p>
-      <w:r>
+      <w:pPr>
+        <w:rPr>
+          <w:lang w:val="en-US"/>
+        </w:rPr>
+      </w:pPr>
+      <w:r>
+        <w:rPr>
+          <w:lang w:val="en-US"/>
+        </w:rPr>
         <w:t>-----------------</w:t>
       </w:r>
     </w:p>
     <w:p>
-      <w:r>
+      <w:pPr>
+        <w:rPr>
+          <w:lang w:val="en-US"/>
+        </w:rPr>
+      </w:pPr>
+      <w:r>
+        <w:rPr>
+          <w:lang w:val="en-US"/>
+        </w:rPr>
         <w:t>END_TIME: Tue Apr  7 04:45:20 2026</w:t>
       </w:r>
     </w:p>
     <w:p>
-      <w:r>
+      <w:pPr>
+        <w:rPr>
+          <w:lang w:val="en-US"/>
+        </w:rPr>
+      </w:pPr>
+      <w:r>
+        <w:rPr>
+          <w:lang w:val="en-US"/>
+        </w:rPr>
         <w:t>DOWNLOADED: 13836 - FOUND: 3</w:t>
       </w:r>
     </w:p>
     <w:p>
-      <w:r>
+      <w:pPr>
+        <w:rPr>
+          <w:lang w:val="en-US"/>
+        </w:rPr>
+      </w:pPr>
+      <w:r>
+        <w:rPr>
+          <w:lang w:val="en-US"/>
+        </w:rPr>
         <w:t xml:space="preserve">                                      </w:t>
       </w:r>
       <w:r>
+        <w:rPr>
+          <w:lang w:val="en-US"/>
+        </w:rPr>
         <w:t>                               </w:t>
       </w:r>
     </w:p>
-    <w:p/>
-    <w:p>
-      <w:r>
+    <w:p>
+      <w:pPr>
+        <w:rPr>
+          <w:lang w:val="en-US"/>
+        </w:rPr>
+      </w:pPr>
+    </w:p>
+    <w:p>
+      <w:pPr>
+        <w:rPr>
+          <w:lang w:val="en-US"/>
+        </w:rPr>
+      </w:pPr>
+      <w:r>
+        <w:rPr>
+          <w:lang w:val="en-US"/>
+        </w:rPr>
         <w:lastRenderedPageBreak/>
         <w:t xml:space="preserve">eerste flag = </w:t>
       </w:r>
       <w:r>
+        <w:rPr>
+          <w:lang w:val="en-US"/>
+        </w:rPr>
         <w:t>PXL{9eebb49d33499a8f0d952ca80c79099e}</w:t>
       </w:r>
     </w:p>
     <w:p>
-      <w:r>
+      <w:pPr>
+        <w:rPr>
+          <w:lang w:val="en-US"/>
+        </w:rPr>
+      </w:pPr>
+      <w:r>
+        <w:rPr>
+          <w:lang w:val="en-US"/>
+        </w:rPr>
         <w:t xml:space="preserve">tweede flag = </w:t>
       </w:r>
       <w:r>
+        <w:rPr>
+          <w:lang w:val="en-US"/>
+        </w:rPr>
         <w:t>PXL{6423cefb17bbcb5e9267499ade46ff46}</w:t>
       </w:r>
     </w:p>
-    <w:p/>
-    <w:p/>
-    <w:p>
-      <w:r>
+    <w:p>
+      <w:pPr>
+        <w:rPr>
+          <w:lang w:val="en-US"/>
+        </w:rPr>
+      </w:pPr>
+    </w:p>
+    <w:p>
+      <w:pPr>
+        <w:rPr>
+          <w:lang w:val="en-US"/>
+        </w:rPr>
+      </w:pPr>
+    </w:p>
+    <w:p>
+      <w:pPr>
+        <w:rPr>
+          <w:lang w:val="en-US"/>
+        </w:rPr>
+      </w:pPr>
+      <w:r>
+        <w:rPr>
+          <w:lang w:val="en-US"/>
+        </w:rPr>
         <w:t>tast 3 bruteforce</w:t>
       </w:r>
     </w:p>
     <w:p>
-      <w:r>
+      <w:pPr>
+        <w:rPr>
+          <w:lang w:val="en-US"/>
+        </w:rPr>
+      </w:pPr>
+      <w:r>
+        <w:rPr>
+          <w:lang w:val="en-US"/>
+        </w:rPr>
         <w:t>┌──(kali</w:t>
       </w:r>
       <w:r>
@@ -286,6 +727,9 @@
         <w:t>㉿</w:t>
       </w:r>
       <w:r>
+        <w:rPr>
+          <w:lang w:val="en-US"/>
+        </w:rPr>
         <w:t>kali)-[~]</w:t>
       </w:r>
     </w:p>
@@ -295,85 +739,211 @@
       </w:r>
     </w:p>
     <w:p>
-      <w:r>
+      <w:pPr>
+        <w:rPr>
+          <w:lang w:val="en-US"/>
+        </w:rPr>
+      </w:pPr>
+      <w:r>
+        <w:rPr>
+          <w:lang w:val="en-US"/>
+        </w:rPr>
         <w:t>Hydra v9.6 (c) 2023 by van Hauser/THC &amp; David Maciejak - Please do not use in military or secret service organizations, or for illegal purposes (this is non-binding, these *** ignore laws and ethics anyway).</w:t>
       </w:r>
     </w:p>
-    <w:p/>
-    <w:p>
-      <w:r>
+    <w:p>
+      <w:pPr>
+        <w:rPr>
+          <w:lang w:val="en-US"/>
+        </w:rPr>
+      </w:pPr>
+    </w:p>
+    <w:p>
+      <w:pPr>
+        <w:rPr>
+          <w:lang w:val="en-US"/>
+        </w:rPr>
+      </w:pPr>
+      <w:r>
+        <w:rPr>
+          <w:lang w:val="en-US"/>
+        </w:rPr>
         <w:t>Hydra (https://github.com/vanhauser-thc/thc-hydra) starting at 2026-04-07 05:15:05</w:t>
       </w:r>
     </w:p>
     <w:p>
-      <w:r>
+      <w:pPr>
+        <w:rPr>
+          <w:lang w:val="en-US"/>
+        </w:rPr>
+      </w:pPr>
+      <w:r>
+        <w:rPr>
+          <w:lang w:val="en-US"/>
+        </w:rPr>
         <w:t>[DATA] max 16 tasks per 1 server, overall 16 tasks, 283 login tries (l:1/p:283), ~18 tries per task</w:t>
       </w:r>
     </w:p>
     <w:p>
-      <w:r>
+      <w:pPr>
+        <w:rPr>
+          <w:lang w:val="en-US"/>
+        </w:rPr>
+      </w:pPr>
+      <w:r>
+        <w:rPr>
+          <w:lang w:val="en-US"/>
+        </w:rPr>
         <w:t>[DATA] attacking http-post-form://10.114.70.239:8080/index.php:gebruiker=^USER^&amp;wachtwoord=^PASS^:F=Invalid password</w:t>
       </w:r>
     </w:p>
     <w:p>
-      <w:r>
+      <w:pPr>
+        <w:rPr>
+          <w:lang w:val="en-US"/>
+        </w:rPr>
+      </w:pPr>
+      <w:r>
+        <w:rPr>
+          <w:lang w:val="en-US"/>
+        </w:rPr>
         <w:t xml:space="preserve">[8080][http-post-form] host: 10.114.70.239   </w:t>
       </w:r>
       <w:r>
         <w:rPr>
           <w:highlight w:val="yellow"/>
+          <w:lang w:val="en-US"/>
         </w:rPr>
         <w:t>login: admin   password: purple</w:t>
       </w:r>
     </w:p>
     <w:p>
-      <w:r>
+      <w:pPr>
+        <w:rPr>
+          <w:lang w:val="en-US"/>
+        </w:rPr>
+      </w:pPr>
+      <w:r>
+        <w:rPr>
+          <w:lang w:val="en-US"/>
+        </w:rPr>
         <w:t>1 of 1 target successfully completed, 1 valid password found</w:t>
       </w:r>
     </w:p>
     <w:p>
-      <w:r>
+      <w:pPr>
+        <w:rPr>
+          <w:lang w:val="en-US"/>
+        </w:rPr>
+      </w:pPr>
+      <w:r>
+        <w:rPr>
+          <w:lang w:val="en-US"/>
+        </w:rPr>
         <w:t>Hydra (https://github.com/vanhauser-thc/thc-hydra) finished at 2026-04-07 05:15:13</w:t>
       </w:r>
     </w:p>
-    <w:p/>
-    <w:p>
-      <w:r>
-        <w:t xml:space="preserve">Flag 1 = </w:t>
-      </w:r>
-      <w:r>
+    <w:p>
+      <w:pPr>
+        <w:rPr>
+          <w:lang w:val="en-US"/>
+        </w:rPr>
+      </w:pPr>
+    </w:p>
+    <w:p>
+      <w:pPr>
+        <w:rPr>
+          <w:lang w:val="en-US"/>
+        </w:rPr>
+      </w:pPr>
+      <w:r>
+        <w:rPr>
+          <w:lang w:val="en-US"/>
+        </w:rPr>
+        <w:t>Flag 1 = PXL{6859d319aaf360047dd4495092230026}</w:t>
+      </w:r>
+      <w:r>
+        <w:rPr>
+          <w:lang w:val="en-US"/>
+        </w:rPr>
+        <w:br/>
+      </w:r>
+      <w:r>
+        <w:rPr>
+          <w:lang w:val="en-US"/>
+        </w:rPr>
+        <w:br/>
+      </w:r>
+    </w:p>
+    <w:p>
+      <w:pPr>
+        <w:rPr>
+          <w:lang w:val="en-US"/>
+        </w:rPr>
+      </w:pPr>
+      <w:r>
+        <w:rPr>
+          <w:lang w:val="en-US"/>
+        </w:rPr>
+        <w:t>Welcome admin</w:t>
+      </w:r>
+    </w:p>
+    <w:p>
+      <w:pPr>
+        <w:rPr>
+          <w:lang w:val="en-US"/>
+        </w:rPr>
+      </w:pPr>
+      <w:r>
+        <w:rPr>
+          <w:lang w:val="en-US"/>
+        </w:rPr>
         <w:t>PXL{6859d319aaf360047dd4495092230026}</w:t>
       </w:r>
-      <w:r>
-        <w:br/>
-      </w:r>
-      <w:r>
-        <w:br/>
-      </w:r>
-    </w:p>
-    <w:p>
-      <w:r>
-        <w:t>Welcome admin</w:t>
-      </w:r>
-    </w:p>
-    <w:p>
-      <w:r>
-        <w:t>PXL{6859d319aaf360047dd4495092230026}</w:t>
-      </w:r>
-    </w:p>
-    <w:p/>
-    <w:p>
-      <w:r>
+    </w:p>
+    <w:p>
+      <w:pPr>
+        <w:rPr>
+          <w:lang w:val="en-US"/>
+        </w:rPr>
+      </w:pPr>
+    </w:p>
+    <w:p>
+      <w:pPr>
+        <w:rPr>
+          <w:lang w:val="en-US"/>
+        </w:rPr>
+      </w:pPr>
+      <w:r>
+        <w:rPr>
+          <w:lang w:val="en-US"/>
+        </w:rPr>
         <w:t xml:space="preserve">    Real Name: John Doe</w:t>
       </w:r>
     </w:p>
     <w:p>
-      <w:r>
+      <w:pPr>
+        <w:rPr>
+          <w:lang w:val="en-US"/>
+        </w:rPr>
+      </w:pPr>
+      <w:r>
+        <w:rPr>
+          <w:lang w:val="en-US"/>
+        </w:rPr>
         <w:t xml:space="preserve">    Address: Elfde-liniestraat 124 Hasselt</w:t>
       </w:r>
     </w:p>
     <w:p>
-      <w:r>
+      <w:pPr>
+        <w:rPr>
+          <w:lang w:val="en-US"/>
+        </w:rPr>
+      </w:pPr>
+      <w:r>
+        <w:rPr>
+          <w:lang w:val="en-US"/>
+        </w:rPr>
         <w:lastRenderedPageBreak/>
         <w:t xml:space="preserve">    Email: </w:t>
       </w:r>
@@ -381,28 +951,85 @@
         <w:r>
           <w:rPr>
             <w:rStyle w:val="Hyperlink"/>
+            <w:lang w:val="en-US"/>
           </w:rPr>
           <w:t>admin@pxl.be</w:t>
         </w:r>
       </w:hyperlink>
     </w:p>
-    <w:p/>
-    <w:p>
-      <w:r>
-        <w:t xml:space="preserve">Flag 2 = </w:t>
-      </w:r>
-      <w:r>
-        <w:t>PXL{f9b3dd84fd0a876f0013451efcfee849}</w:t>
-      </w:r>
-      <w:r>
+    <w:p>
+      <w:pPr>
+        <w:rPr>
+          <w:lang w:val="en-US"/>
+        </w:rPr>
+      </w:pPr>
+    </w:p>
+    <w:p>
+      <w:pPr>
+        <w:rPr>
+          <w:lang w:val="en-US"/>
+        </w:rPr>
+      </w:pPr>
+      <w:r>
+        <w:rPr>
+          <w:lang w:val="en-US"/>
+        </w:rPr>
+        <w:t>Flag 2 = PXL{f9b3dd84fd0a876f0013451efcfee849}</w:t>
+      </w:r>
+      <w:r>
+        <w:rPr>
+          <w:lang w:val="en-US"/>
+        </w:rPr>
         <w:br/>
         <w:t xml:space="preserve"> gevonden in de cookies </w:t>
       </w:r>
     </w:p>
-    <w:p/>
-    <w:p/>
-    <w:p/>
-    <w:p/>
+    <w:p>
+      <w:pPr>
+        <w:rPr>
+          <w:lang w:val="en-US"/>
+        </w:rPr>
+      </w:pPr>
+    </w:p>
+    <w:p>
+      <w:pPr>
+        <w:rPr>
+          <w:lang w:val="en-US"/>
+        </w:rPr>
+      </w:pPr>
+      <w:r>
+        <w:rPr>
+          <w:lang w:val="en-US"/>
+        </w:rPr>
+        <w:t>Fl</w:t>
+      </w:r>
+      <w:r>
+        <w:rPr>
+          <w:lang w:val="en-US"/>
+        </w:rPr>
+        <w:t xml:space="preserve">ag 3 = </w:t>
+      </w:r>
+      <w:r>
+        <w:rPr>
+          <w:lang w:val="en-US"/>
+        </w:rPr>
+        <w:t>PXL{0896e623f9aa798a0e69168fbe2dcf5f}</w:t>
+      </w:r>
+    </w:p>
+    <w:p>
+      <w:pPr>
+        <w:rPr>
+          <w:lang w:val="en-US"/>
+        </w:rPr>
+      </w:pPr>
+    </w:p>
+    <w:p>
+      <w:pPr>
+        <w:rPr>
+          <w:lang w:val="en-US"/>
+        </w:rPr>
+      </w:pPr>
+    </w:p>
     <w:sectPr>
       <w:pgSz w:w="11906" w:h="16838"/>
       <w:pgMar w:top="1417" w:right="1417" w:bottom="1417" w:left="1417" w:header="708" w:footer="708" w:gutter="0"/>
@@ -1016,6 +1643,7 @@
   <w:style w:type="character" w:default="1" w:styleId="Standaardalinea-lettertype">
     <w:name w:val="Default Paragraph Font"/>
     <w:uiPriority w:val="1"/>
+    <w:semiHidden/>
     <w:unhideWhenUsed/>
   </w:style>
   <w:style w:type="table" w:default="1" w:styleId="Standaardtabel">
